--- a/3okos.docx
+++ b/3okos.docx
@@ -7,15 +7,15 @@
         <w:jc w:val="center"/>
         <w:rPr>
           <w:rFonts w:ascii="Times New Roman" w:hAnsi="Times New Roman" w:cs="Times New Roman"/>
-          <w:sz w:val="40"/>
-          <w:szCs w:val="40"/>
-        </w:rPr>
-      </w:pPr>
-      <w:r>
-        <w:rPr>
-          <w:rFonts w:ascii="Times New Roman" w:hAnsi="Times New Roman" w:cs="Times New Roman"/>
-          <w:sz w:val="40"/>
-          <w:szCs w:val="40"/>
+          <w:sz w:val="44"/>
+          <w:szCs w:val="44"/>
+        </w:rPr>
+      </w:pPr>
+      <w:r>
+        <w:rPr>
+          <w:rFonts w:ascii="Times New Roman" w:hAnsi="Times New Roman" w:cs="Times New Roman"/>
+          <w:sz w:val="44"/>
+          <w:szCs w:val="44"/>
         </w:rPr>
         <w:t>IKT Projektmunka 2</w:t>
       </w:r>
@@ -25,47 +25,47 @@
         <w:jc w:val="center"/>
         <w:rPr>
           <w:rFonts w:ascii="Times New Roman" w:hAnsi="Times New Roman" w:cs="Times New Roman"/>
-          <w:sz w:val="24"/>
-          <w:szCs w:val="24"/>
-        </w:rPr>
-      </w:pPr>
-      <w:r>
-        <w:rPr>
-          <w:rFonts w:ascii="Times New Roman" w:hAnsi="Times New Roman" w:cs="Times New Roman"/>
-          <w:sz w:val="24"/>
-          <w:szCs w:val="24"/>
+          <w:sz w:val="32"/>
+          <w:szCs w:val="32"/>
+        </w:rPr>
+      </w:pPr>
+      <w:r>
+        <w:rPr>
+          <w:rFonts w:ascii="Times New Roman" w:hAnsi="Times New Roman" w:cs="Times New Roman"/>
+          <w:sz w:val="32"/>
+          <w:szCs w:val="32"/>
         </w:rPr>
         <w:t>202</w:t>
       </w:r>
       <w:r>
         <w:rPr>
           <w:rFonts w:ascii="Times New Roman" w:hAnsi="Times New Roman" w:cs="Times New Roman"/>
-          <w:sz w:val="24"/>
-          <w:szCs w:val="24"/>
+          <w:sz w:val="32"/>
+          <w:szCs w:val="32"/>
         </w:rPr>
         <w:t>6</w:t>
       </w:r>
       <w:r>
         <w:rPr>
           <w:rFonts w:ascii="Times New Roman" w:hAnsi="Times New Roman" w:cs="Times New Roman"/>
-          <w:sz w:val="24"/>
-          <w:szCs w:val="24"/>
+          <w:sz w:val="32"/>
+          <w:szCs w:val="32"/>
         </w:rPr>
         <w:t>-202</w:t>
       </w:r>
       <w:r>
         <w:rPr>
           <w:rFonts w:ascii="Times New Roman" w:hAnsi="Times New Roman" w:cs="Times New Roman"/>
-          <w:sz w:val="24"/>
-          <w:szCs w:val="24"/>
+          <w:sz w:val="32"/>
+          <w:szCs w:val="32"/>
         </w:rPr>
         <w:t>7</w:t>
       </w:r>
       <w:r>
         <w:rPr>
           <w:rFonts w:ascii="Times New Roman" w:hAnsi="Times New Roman" w:cs="Times New Roman"/>
-          <w:sz w:val="24"/>
-          <w:szCs w:val="24"/>
+          <w:sz w:val="32"/>
+          <w:szCs w:val="32"/>
         </w:rPr>
         <w:t>/1</w:t>
       </w:r>
@@ -75,31 +75,31 @@
         <w:jc w:val="center"/>
         <w:rPr>
           <w:rFonts w:ascii="Times New Roman" w:hAnsi="Times New Roman" w:cs="Times New Roman"/>
-          <w:sz w:val="24"/>
-          <w:szCs w:val="24"/>
-        </w:rPr>
-      </w:pPr>
-      <w:r>
-        <w:rPr>
-          <w:rFonts w:ascii="Times New Roman" w:hAnsi="Times New Roman" w:cs="Times New Roman"/>
-          <w:sz w:val="24"/>
-          <w:szCs w:val="24"/>
+          <w:sz w:val="32"/>
+          <w:szCs w:val="32"/>
+        </w:rPr>
+      </w:pPr>
+      <w:r>
+        <w:rPr>
+          <w:rFonts w:ascii="Times New Roman" w:hAnsi="Times New Roman" w:cs="Times New Roman"/>
+          <w:sz w:val="32"/>
+          <w:szCs w:val="32"/>
         </w:rPr>
         <w:t>Kedd</w:t>
       </w:r>
       <w:r>
         <w:rPr>
           <w:rFonts w:ascii="Times New Roman" w:hAnsi="Times New Roman" w:cs="Times New Roman"/>
-          <w:sz w:val="24"/>
-          <w:szCs w:val="24"/>
+          <w:sz w:val="32"/>
+          <w:szCs w:val="32"/>
         </w:rPr>
         <w:t xml:space="preserve"> 12.35-</w:t>
       </w:r>
       <w:r>
         <w:rPr>
           <w:rFonts w:ascii="Times New Roman" w:hAnsi="Times New Roman" w:cs="Times New Roman"/>
-          <w:sz w:val="24"/>
-          <w:szCs w:val="24"/>
+          <w:sz w:val="32"/>
+          <w:szCs w:val="32"/>
         </w:rPr>
         <w:t>15.00</w:t>
       </w:r>
@@ -147,251 +147,6 @@
     <w:p>
       <w:pPr>
         <w:jc w:val="center"/>
-        <w:rPr>
-          <w:rFonts w:ascii="Times New Roman" w:hAnsi="Times New Roman" w:cs="Times New Roman"/>
-          <w:b/>
-          <w:bCs/>
-          <w:sz w:val="32"/>
-          <w:szCs w:val="32"/>
-        </w:rPr>
-      </w:pPr>
-      <w:proofErr w:type="spellStart"/>
-      <w:r>
-        <w:rPr>
-          <w:rFonts w:ascii="Times New Roman" w:hAnsi="Times New Roman" w:cs="Times New Roman"/>
-          <w:b/>
-          <w:bCs/>
-          <w:sz w:val="32"/>
-          <w:szCs w:val="32"/>
-        </w:rPr>
-        <w:t>Bravo</w:t>
-      </w:r>
-      <w:proofErr w:type="spellEnd"/>
-      <w:r>
-        <w:rPr>
-          <w:rFonts w:ascii="Times New Roman" w:hAnsi="Times New Roman" w:cs="Times New Roman"/>
-          <w:b/>
-          <w:bCs/>
-          <w:sz w:val="32"/>
-          <w:szCs w:val="32"/>
-        </w:rPr>
-        <w:t xml:space="preserve"> csapat</w:t>
-      </w:r>
-    </w:p>
-    <w:p>
-      <w:pPr>
-        <w:rPr>
-          <w:rFonts w:ascii="Times New Roman" w:hAnsi="Times New Roman" w:cs="Times New Roman"/>
-        </w:rPr>
-      </w:pPr>
-    </w:p>
-    <w:p>
-      <w:pPr>
-        <w:jc w:val="center"/>
-        <w:rPr>
-          <w:rFonts w:ascii="Times New Roman" w:hAnsi="Times New Roman" w:cs="Times New Roman"/>
-        </w:rPr>
-      </w:pPr>
-    </w:p>
-    <w:p>
-      <w:pPr>
-        <w:jc w:val="center"/>
-        <w:rPr>
-          <w:rFonts w:ascii="Times New Roman" w:hAnsi="Times New Roman" w:cs="Times New Roman"/>
-        </w:rPr>
-      </w:pPr>
-    </w:p>
-    <w:p>
-      <w:pPr>
-        <w:jc w:val="center"/>
-        <w:rPr>
-          <w:rFonts w:ascii="Times New Roman" w:hAnsi="Times New Roman" w:cs="Times New Roman"/>
-        </w:rPr>
-      </w:pPr>
-    </w:p>
-    <w:p>
-      <w:pPr>
-        <w:jc w:val="center"/>
-        <w:rPr>
-          <w:rFonts w:ascii="Times New Roman" w:hAnsi="Times New Roman" w:cs="Times New Roman"/>
-        </w:rPr>
-      </w:pPr>
-    </w:p>
-    <w:p>
-      <w:pPr>
-        <w:jc w:val="center"/>
-        <w:rPr>
-          <w:rFonts w:ascii="Times New Roman" w:hAnsi="Times New Roman" w:cs="Times New Roman"/>
-        </w:rPr>
-      </w:pPr>
-    </w:p>
-    <w:p>
-      <w:pPr>
-        <w:jc w:val="center"/>
-        <w:rPr>
-          <w:rFonts w:ascii="Times New Roman" w:hAnsi="Times New Roman" w:cs="Times New Roman"/>
-          <w:b/>
-          <w:bCs/>
-          <w:sz w:val="28"/>
-          <w:szCs w:val="28"/>
-        </w:rPr>
-      </w:pPr>
-      <w:r>
-        <w:rPr>
-          <w:rFonts w:ascii="Times New Roman" w:hAnsi="Times New Roman" w:cs="Times New Roman"/>
-          <w:b/>
-          <w:bCs/>
-          <w:sz w:val="28"/>
-          <w:szCs w:val="28"/>
-        </w:rPr>
-        <w:t>Készítette:</w:t>
-      </w:r>
-    </w:p>
-    <w:p>
-      <w:pPr>
-        <w:jc w:val="center"/>
-        <w:rPr>
-          <w:rFonts w:ascii="Times New Roman" w:hAnsi="Times New Roman" w:cs="Times New Roman"/>
-        </w:rPr>
-      </w:pPr>
-      <w:r>
-        <w:rPr>
-          <w:rFonts w:ascii="Times New Roman" w:hAnsi="Times New Roman" w:cs="Times New Roman"/>
-        </w:rPr>
-        <w:t>Váradi János Dávid</w:t>
-      </w:r>
-      <w:r>
-        <w:rPr>
-          <w:rFonts w:ascii="Times New Roman" w:hAnsi="Times New Roman" w:cs="Times New Roman"/>
-        </w:rPr>
-        <w:br/>
-      </w:r>
-      <w:proofErr w:type="spellStart"/>
-      <w:r>
-        <w:rPr>
-          <w:rFonts w:ascii="Times New Roman" w:hAnsi="Times New Roman" w:cs="Times New Roman"/>
-        </w:rPr>
-        <w:t>Szabics</w:t>
-      </w:r>
-      <w:proofErr w:type="spellEnd"/>
-      <w:r>
-        <w:rPr>
-          <w:rFonts w:ascii="Times New Roman" w:hAnsi="Times New Roman" w:cs="Times New Roman"/>
-        </w:rPr>
-        <w:t xml:space="preserve"> Dániel</w:t>
-      </w:r>
-      <w:r>
-        <w:rPr>
-          <w:rFonts w:ascii="Times New Roman" w:hAnsi="Times New Roman" w:cs="Times New Roman"/>
-        </w:rPr>
-        <w:br/>
-        <w:t>Vass Sándor</w:t>
-      </w:r>
-      <w:r>
-        <w:rPr>
-          <w:rFonts w:ascii="Times New Roman" w:hAnsi="Times New Roman" w:cs="Times New Roman"/>
-        </w:rPr>
-        <w:br/>
-      </w:r>
-    </w:p>
-    <w:p>
-      <w:pPr>
-        <w:jc w:val="center"/>
-        <w:rPr>
-          <w:rFonts w:ascii="Times New Roman" w:hAnsi="Times New Roman" w:cs="Times New Roman"/>
-        </w:rPr>
-      </w:pPr>
-    </w:p>
-    <w:p>
-      <w:pPr>
-        <w:jc w:val="center"/>
-        <w:rPr>
-          <w:rFonts w:ascii="Times New Roman" w:hAnsi="Times New Roman" w:cs="Times New Roman"/>
-        </w:rPr>
-      </w:pPr>
-    </w:p>
-    <w:p>
-      <w:pPr>
-        <w:jc w:val="center"/>
-        <w:rPr>
-          <w:rFonts w:ascii="Times New Roman" w:hAnsi="Times New Roman" w:cs="Times New Roman"/>
-        </w:rPr>
-      </w:pPr>
-    </w:p>
-    <w:p>
-      <w:pPr>
-        <w:jc w:val="center"/>
-        <w:rPr>
-          <w:rFonts w:ascii="Times New Roman" w:hAnsi="Times New Roman" w:cs="Times New Roman"/>
-        </w:rPr>
-      </w:pPr>
-    </w:p>
-    <w:p>
-      <w:pPr>
-        <w:jc w:val="center"/>
-        <w:rPr>
-          <w:rFonts w:ascii="Times New Roman" w:hAnsi="Times New Roman" w:cs="Times New Roman"/>
-        </w:rPr>
-      </w:pPr>
-    </w:p>
-    <w:p>
-      <w:pPr>
-        <w:jc w:val="center"/>
-        <w:rPr>
-          <w:rFonts w:ascii="Times New Roman" w:hAnsi="Times New Roman" w:cs="Times New Roman"/>
-        </w:rPr>
-      </w:pPr>
-    </w:p>
-    <w:p>
-      <w:pPr>
-        <w:jc w:val="center"/>
-        <w:rPr>
-          <w:rFonts w:ascii="Times New Roman" w:hAnsi="Times New Roman" w:cs="Times New Roman"/>
-        </w:rPr>
-      </w:pPr>
-    </w:p>
-    <w:p>
-      <w:pPr>
-        <w:jc w:val="center"/>
-        <w:rPr>
-          <w:rFonts w:ascii="Times New Roman" w:hAnsi="Times New Roman" w:cs="Times New Roman"/>
-        </w:rPr>
-      </w:pPr>
-    </w:p>
-    <w:p>
-      <w:pPr>
-        <w:jc w:val="center"/>
-        <w:rPr>
-          <w:rFonts w:ascii="Times New Roman" w:hAnsi="Times New Roman" w:cs="Times New Roman"/>
-        </w:rPr>
-      </w:pPr>
-    </w:p>
-    <w:p>
-      <w:pPr>
-        <w:jc w:val="center"/>
-        <w:rPr>
-          <w:rFonts w:ascii="Times New Roman" w:hAnsi="Times New Roman" w:cs="Times New Roman"/>
-        </w:rPr>
-      </w:pPr>
-    </w:p>
-    <w:p>
-      <w:pPr>
-        <w:jc w:val="center"/>
-        <w:rPr>
-          <w:rFonts w:ascii="Times New Roman" w:hAnsi="Times New Roman" w:cs="Times New Roman"/>
-        </w:rPr>
-      </w:pPr>
-    </w:p>
-    <w:p>
-      <w:pPr>
-        <w:jc w:val="center"/>
-        <w:rPr>
-          <w:rFonts w:ascii="Times New Roman" w:hAnsi="Times New Roman" w:cs="Times New Roman"/>
-        </w:rPr>
-      </w:pPr>
-    </w:p>
-    <w:p>
-      <w:pPr>
         <w:rPr>
           <w:rFonts w:ascii="Times New Roman" w:hAnsi="Times New Roman" w:cs="Times New Roman"/>
           <w:b/>
@@ -400,6 +155,7 @@
           <w:szCs w:val="40"/>
         </w:rPr>
       </w:pPr>
+      <w:proofErr w:type="spellStart"/>
       <w:r>
         <w:rPr>
           <w:rFonts w:ascii="Times New Roman" w:hAnsi="Times New Roman" w:cs="Times New Roman"/>
@@ -408,7 +164,244 @@
           <w:sz w:val="40"/>
           <w:szCs w:val="40"/>
         </w:rPr>
-        <w:lastRenderedPageBreak/>
+        <w:t>Bravo</w:t>
+      </w:r>
+      <w:proofErr w:type="spellEnd"/>
+      <w:r>
+        <w:rPr>
+          <w:rFonts w:ascii="Times New Roman" w:hAnsi="Times New Roman" w:cs="Times New Roman"/>
+          <w:b/>
+          <w:bCs/>
+          <w:sz w:val="40"/>
+          <w:szCs w:val="40"/>
+        </w:rPr>
+        <w:t xml:space="preserve"> csapat</w:t>
+      </w:r>
+    </w:p>
+    <w:p>
+      <w:pPr>
+        <w:rPr>
+          <w:rFonts w:ascii="Times New Roman" w:hAnsi="Times New Roman" w:cs="Times New Roman"/>
+        </w:rPr>
+      </w:pPr>
+    </w:p>
+    <w:p>
+      <w:pPr>
+        <w:jc w:val="center"/>
+        <w:rPr>
+          <w:rFonts w:ascii="Times New Roman" w:hAnsi="Times New Roman" w:cs="Times New Roman"/>
+        </w:rPr>
+      </w:pPr>
+    </w:p>
+    <w:p>
+      <w:pPr>
+        <w:jc w:val="center"/>
+        <w:rPr>
+          <w:rFonts w:ascii="Times New Roman" w:hAnsi="Times New Roman" w:cs="Times New Roman"/>
+        </w:rPr>
+      </w:pPr>
+    </w:p>
+    <w:p>
+      <w:pPr>
+        <w:jc w:val="center"/>
+        <w:rPr>
+          <w:rFonts w:ascii="Times New Roman" w:hAnsi="Times New Roman" w:cs="Times New Roman"/>
+        </w:rPr>
+      </w:pPr>
+    </w:p>
+    <w:p>
+      <w:pPr>
+        <w:jc w:val="center"/>
+        <w:rPr>
+          <w:rFonts w:ascii="Times New Roman" w:hAnsi="Times New Roman" w:cs="Times New Roman"/>
+        </w:rPr>
+      </w:pPr>
+    </w:p>
+    <w:p>
+      <w:pPr>
+        <w:jc w:val="center"/>
+        <w:rPr>
+          <w:rFonts w:ascii="Times New Roman" w:hAnsi="Times New Roman" w:cs="Times New Roman"/>
+        </w:rPr>
+      </w:pPr>
+    </w:p>
+    <w:p>
+      <w:pPr>
+        <w:jc w:val="center"/>
+        <w:rPr>
+          <w:rFonts w:ascii="Times New Roman" w:hAnsi="Times New Roman" w:cs="Times New Roman"/>
+        </w:rPr>
+      </w:pPr>
+      <w:r>
+        <w:rPr>
+          <w:rFonts w:ascii="Times New Roman" w:hAnsi="Times New Roman" w:cs="Times New Roman"/>
+          <w:b/>
+          <w:bCs/>
+          <w:sz w:val="36"/>
+          <w:szCs w:val="36"/>
+        </w:rPr>
+        <w:t>Készítette:</w:t>
+      </w:r>
+      <w:r>
+        <w:rPr>
+          <w:rFonts w:ascii="Times New Roman" w:hAnsi="Times New Roman" w:cs="Times New Roman"/>
+        </w:rPr>
+        <w:br/>
+      </w:r>
+      <w:r>
+        <w:rPr>
+          <w:rFonts w:ascii="Times New Roman" w:hAnsi="Times New Roman" w:cs="Times New Roman"/>
+          <w:sz w:val="28"/>
+          <w:szCs w:val="28"/>
+        </w:rPr>
+        <w:t>Vass Sándor</w:t>
+      </w:r>
+      <w:r>
+        <w:rPr>
+          <w:rFonts w:ascii="Times New Roman" w:hAnsi="Times New Roman" w:cs="Times New Roman"/>
+          <w:sz w:val="28"/>
+          <w:szCs w:val="28"/>
+        </w:rPr>
+        <w:br/>
+      </w:r>
+      <w:r>
+        <w:rPr>
+          <w:rFonts w:ascii="Times New Roman" w:hAnsi="Times New Roman" w:cs="Times New Roman"/>
+          <w:sz w:val="28"/>
+          <w:szCs w:val="28"/>
+        </w:rPr>
+        <w:t>Szabics Dániel</w:t>
+      </w:r>
+      <w:r>
+        <w:rPr>
+          <w:rFonts w:ascii="Times New Roman" w:hAnsi="Times New Roman" w:cs="Times New Roman"/>
+          <w:sz w:val="28"/>
+          <w:szCs w:val="28"/>
+        </w:rPr>
+        <w:br/>
+        <w:t>Váradi János Dávid</w:t>
+      </w:r>
+      <w:r>
+        <w:rPr>
+          <w:rFonts w:ascii="Times New Roman" w:hAnsi="Times New Roman" w:cs="Times New Roman"/>
+        </w:rPr>
+        <w:br/>
+      </w:r>
+    </w:p>
+    <w:p>
+      <w:pPr>
+        <w:jc w:val="center"/>
+        <w:rPr>
+          <w:rFonts w:ascii="Times New Roman" w:hAnsi="Times New Roman" w:cs="Times New Roman"/>
+        </w:rPr>
+      </w:pPr>
+    </w:p>
+    <w:p>
+      <w:pPr>
+        <w:jc w:val="center"/>
+        <w:rPr>
+          <w:rFonts w:ascii="Times New Roman" w:hAnsi="Times New Roman" w:cs="Times New Roman"/>
+        </w:rPr>
+      </w:pPr>
+    </w:p>
+    <w:p>
+      <w:pPr>
+        <w:jc w:val="center"/>
+        <w:rPr>
+          <w:rFonts w:ascii="Times New Roman" w:hAnsi="Times New Roman" w:cs="Times New Roman"/>
+        </w:rPr>
+      </w:pPr>
+    </w:p>
+    <w:p>
+      <w:pPr>
+        <w:jc w:val="center"/>
+        <w:rPr>
+          <w:rFonts w:ascii="Times New Roman" w:hAnsi="Times New Roman" w:cs="Times New Roman"/>
+        </w:rPr>
+      </w:pPr>
+    </w:p>
+    <w:p>
+      <w:pPr>
+        <w:jc w:val="center"/>
+        <w:rPr>
+          <w:rFonts w:ascii="Times New Roman" w:hAnsi="Times New Roman" w:cs="Times New Roman"/>
+        </w:rPr>
+      </w:pPr>
+    </w:p>
+    <w:p>
+      <w:pPr>
+        <w:jc w:val="center"/>
+        <w:rPr>
+          <w:rFonts w:ascii="Times New Roman" w:hAnsi="Times New Roman" w:cs="Times New Roman"/>
+        </w:rPr>
+      </w:pPr>
+    </w:p>
+    <w:p>
+      <w:pPr>
+        <w:jc w:val="center"/>
+        <w:rPr>
+          <w:rFonts w:ascii="Times New Roman" w:hAnsi="Times New Roman" w:cs="Times New Roman"/>
+        </w:rPr>
+      </w:pPr>
+    </w:p>
+    <w:p>
+      <w:pPr>
+        <w:jc w:val="center"/>
+        <w:rPr>
+          <w:rFonts w:ascii="Times New Roman" w:hAnsi="Times New Roman" w:cs="Times New Roman"/>
+        </w:rPr>
+      </w:pPr>
+    </w:p>
+    <w:p>
+      <w:pPr>
+        <w:jc w:val="center"/>
+        <w:rPr>
+          <w:rFonts w:ascii="Times New Roman" w:hAnsi="Times New Roman" w:cs="Times New Roman"/>
+        </w:rPr>
+      </w:pPr>
+    </w:p>
+    <w:p>
+      <w:pPr>
+        <w:jc w:val="center"/>
+        <w:rPr>
+          <w:rFonts w:ascii="Times New Roman" w:hAnsi="Times New Roman" w:cs="Times New Roman"/>
+        </w:rPr>
+      </w:pPr>
+    </w:p>
+    <w:p>
+      <w:pPr>
+        <w:jc w:val="center"/>
+        <w:rPr>
+          <w:rFonts w:ascii="Times New Roman" w:hAnsi="Times New Roman" w:cs="Times New Roman"/>
+        </w:rPr>
+      </w:pPr>
+    </w:p>
+    <w:p>
+      <w:pPr>
+        <w:jc w:val="center"/>
+        <w:rPr>
+          <w:rFonts w:ascii="Times New Roman" w:hAnsi="Times New Roman" w:cs="Times New Roman"/>
+        </w:rPr>
+      </w:pPr>
+    </w:p>
+    <w:p>
+      <w:pPr>
+        <w:rPr>
+          <w:rFonts w:ascii="Times New Roman" w:hAnsi="Times New Roman" w:cs="Times New Roman"/>
+          <w:b/>
+          <w:bCs/>
+          <w:sz w:val="40"/>
+          <w:szCs w:val="40"/>
+        </w:rPr>
+      </w:pPr>
+      <w:r>
+        <w:rPr>
+          <w:rFonts w:ascii="Times New Roman" w:hAnsi="Times New Roman" w:cs="Times New Roman"/>
+          <w:b/>
+          <w:bCs/>
+          <w:sz w:val="40"/>
+          <w:szCs w:val="40"/>
+        </w:rPr>
         <w:t>1 óra.:</w:t>
       </w:r>
     </w:p>
@@ -491,27 +484,15 @@
                 <w:szCs w:val="32"/>
               </w:rPr>
             </w:pPr>
-            <w:proofErr w:type="spellStart"/>
-            <w:r>
-              <w:rPr>
-                <w:rFonts w:ascii="Times New Roman" w:hAnsi="Times New Roman" w:cs="Times New Roman"/>
-                <w:b/>
-                <w:bCs/>
-                <w:sz w:val="32"/>
-                <w:szCs w:val="32"/>
-              </w:rPr>
-              <w:t>Szabics</w:t>
-            </w:r>
-            <w:proofErr w:type="spellEnd"/>
-            <w:r>
-              <w:rPr>
-                <w:rFonts w:ascii="Times New Roman" w:hAnsi="Times New Roman" w:cs="Times New Roman"/>
-                <w:b/>
-                <w:bCs/>
-                <w:sz w:val="32"/>
-                <w:szCs w:val="32"/>
-              </w:rPr>
-              <w:t xml:space="preserve"> Dániel</w:t>
+            <w:r>
+              <w:rPr>
+                <w:rFonts w:ascii="Times New Roman" w:hAnsi="Times New Roman" w:cs="Times New Roman"/>
+                <w:b/>
+                <w:bCs/>
+                <w:sz w:val="32"/>
+                <w:szCs w:val="32"/>
+              </w:rPr>
+              <w:t>Szabics Dániel</w:t>
             </w:r>
           </w:p>
         </w:tc>
@@ -794,27 +775,15 @@
                 <w:szCs w:val="32"/>
               </w:rPr>
             </w:pPr>
-            <w:proofErr w:type="spellStart"/>
-            <w:r>
-              <w:rPr>
-                <w:rFonts w:ascii="Times New Roman" w:hAnsi="Times New Roman" w:cs="Times New Roman"/>
-                <w:b/>
-                <w:bCs/>
-                <w:sz w:val="32"/>
-                <w:szCs w:val="32"/>
-              </w:rPr>
-              <w:t>Szabics</w:t>
-            </w:r>
-            <w:proofErr w:type="spellEnd"/>
-            <w:r>
-              <w:rPr>
-                <w:rFonts w:ascii="Times New Roman" w:hAnsi="Times New Roman" w:cs="Times New Roman"/>
-                <w:b/>
-                <w:bCs/>
-                <w:sz w:val="32"/>
-                <w:szCs w:val="32"/>
-              </w:rPr>
-              <w:t xml:space="preserve"> Dániel</w:t>
+            <w:r>
+              <w:rPr>
+                <w:rFonts w:ascii="Times New Roman" w:hAnsi="Times New Roman" w:cs="Times New Roman"/>
+                <w:b/>
+                <w:bCs/>
+                <w:sz w:val="32"/>
+                <w:szCs w:val="32"/>
+              </w:rPr>
+              <w:t>Szabics Dániel</w:t>
             </w:r>
           </w:p>
         </w:tc>
@@ -1002,14 +971,6 @@
               </w:rPr>
               <w:t>navbar</w:t>
             </w:r>
-            <w:r>
-              <w:rPr>
-                <w:rFonts w:ascii="Times New Roman" w:hAnsi="Times New Roman" w:cs="Times New Roman"/>
-                <w:sz w:val="32"/>
-                <w:szCs w:val="32"/>
-              </w:rPr>
-              <w:t>l</w:t>
-            </w:r>
             <w:proofErr w:type="spellEnd"/>
           </w:p>
         </w:tc>
@@ -1049,6 +1010,94 @@
           <w:szCs w:val="32"/>
         </w:rPr>
       </w:pPr>
+    </w:p>
+    <w:p>
+      <w:pPr>
+        <w:rPr>
+          <w:rFonts w:ascii="Times New Roman" w:hAnsi="Times New Roman" w:cs="Times New Roman"/>
+          <w:sz w:val="32"/>
+          <w:szCs w:val="32"/>
+        </w:rPr>
+      </w:pPr>
+      <w:r>
+        <w:rPr>
+          <w:rFonts w:ascii="Times New Roman" w:hAnsi="Times New Roman" w:cs="Times New Roman"/>
+          <w:sz w:val="32"/>
+          <w:szCs w:val="32"/>
+        </w:rPr>
+        <w:t xml:space="preserve">Otthon elvégzett munka: </w:t>
+      </w:r>
+      <w:r>
+        <w:rPr>
+          <w:rFonts w:ascii="Times New Roman" w:hAnsi="Times New Roman" w:cs="Times New Roman"/>
+          <w:sz w:val="32"/>
+          <w:szCs w:val="32"/>
+        </w:rPr>
+        <w:br/>
+      </w:r>
+      <w:r>
+        <w:rPr>
+          <w:rFonts w:ascii="Times New Roman" w:hAnsi="Times New Roman" w:cs="Times New Roman"/>
+          <w:sz w:val="32"/>
+          <w:szCs w:val="32"/>
+        </w:rPr>
+        <w:tab/>
+        <w:t xml:space="preserve">Váradi János: </w:t>
+      </w:r>
+      <w:proofErr w:type="spellStart"/>
+      <w:r>
+        <w:rPr>
+          <w:rFonts w:ascii="Times New Roman" w:hAnsi="Times New Roman" w:cs="Times New Roman"/>
+          <w:sz w:val="32"/>
+          <w:szCs w:val="32"/>
+        </w:rPr>
+        <w:t>navbar</w:t>
+      </w:r>
+      <w:proofErr w:type="spellEnd"/>
+      <w:r>
+        <w:rPr>
+          <w:rFonts w:ascii="Times New Roman" w:hAnsi="Times New Roman" w:cs="Times New Roman"/>
+          <w:sz w:val="32"/>
+          <w:szCs w:val="32"/>
+        </w:rPr>
+        <w:t xml:space="preserve"> design megcsinálása, </w:t>
+      </w:r>
+      <w:proofErr w:type="spellStart"/>
+      <w:r>
+        <w:rPr>
+          <w:rFonts w:ascii="Times New Roman" w:hAnsi="Times New Roman" w:cs="Times New Roman"/>
+          <w:sz w:val="32"/>
+          <w:szCs w:val="32"/>
+        </w:rPr>
+        <w:t>dark</w:t>
+      </w:r>
+      <w:proofErr w:type="spellEnd"/>
+      <w:r>
+        <w:rPr>
+          <w:rFonts w:ascii="Times New Roman" w:hAnsi="Times New Roman" w:cs="Times New Roman"/>
+          <w:sz w:val="32"/>
+          <w:szCs w:val="32"/>
+        </w:rPr>
+        <w:t xml:space="preserve"> </w:t>
+      </w:r>
+      <w:proofErr w:type="spellStart"/>
+      <w:r>
+        <w:rPr>
+          <w:rFonts w:ascii="Times New Roman" w:hAnsi="Times New Roman" w:cs="Times New Roman"/>
+          <w:sz w:val="32"/>
+          <w:szCs w:val="32"/>
+        </w:rPr>
+        <w:t>mode</w:t>
+      </w:r>
+      <w:proofErr w:type="spellEnd"/>
+      <w:r>
+        <w:rPr>
+          <w:rFonts w:ascii="Times New Roman" w:hAnsi="Times New Roman" w:cs="Times New Roman"/>
+          <w:sz w:val="32"/>
+          <w:szCs w:val="32"/>
+        </w:rPr>
+        <w:t xml:space="preserve"> elkezdése</w:t>
+      </w:r>
     </w:p>
     <w:p>
       <w:pPr>
@@ -1068,17 +1117,7 @@
           <w:sz w:val="40"/>
           <w:szCs w:val="40"/>
         </w:rPr>
-        <w:t>3</w:t>
-      </w:r>
-      <w:r>
-        <w:rPr>
-          <w:rFonts w:ascii="Times New Roman" w:hAnsi="Times New Roman" w:cs="Times New Roman"/>
-          <w:b/>
-          <w:bCs/>
-          <w:sz w:val="40"/>
-          <w:szCs w:val="40"/>
-        </w:rPr>
-        <w:t>. óra.:</w:t>
+        <w:t>3. óra.:</w:t>
       </w:r>
     </w:p>
     <w:tbl>
@@ -1135,27 +1174,15 @@
                 <w:szCs w:val="32"/>
               </w:rPr>
             </w:pPr>
-            <w:proofErr w:type="spellStart"/>
-            <w:r>
-              <w:rPr>
-                <w:rFonts w:ascii="Times New Roman" w:hAnsi="Times New Roman" w:cs="Times New Roman"/>
-                <w:b/>
-                <w:bCs/>
-                <w:sz w:val="32"/>
-                <w:szCs w:val="32"/>
-              </w:rPr>
-              <w:t>Szabics</w:t>
-            </w:r>
-            <w:proofErr w:type="spellEnd"/>
-            <w:r>
-              <w:rPr>
-                <w:rFonts w:ascii="Times New Roman" w:hAnsi="Times New Roman" w:cs="Times New Roman"/>
-                <w:b/>
-                <w:bCs/>
-                <w:sz w:val="32"/>
-                <w:szCs w:val="32"/>
-              </w:rPr>
-              <w:t xml:space="preserve"> Dániel</w:t>
+            <w:r>
+              <w:rPr>
+                <w:rFonts w:ascii="Times New Roman" w:hAnsi="Times New Roman" w:cs="Times New Roman"/>
+                <w:b/>
+                <w:bCs/>
+                <w:sz w:val="32"/>
+                <w:szCs w:val="32"/>
+              </w:rPr>
+              <w:t>Szabics Dániel</w:t>
             </w:r>
           </w:p>
         </w:tc>
@@ -1200,6 +1227,93 @@
                 <w:szCs w:val="32"/>
               </w:rPr>
             </w:pPr>
+            <w:proofErr w:type="spellStart"/>
+            <w:r>
+              <w:rPr>
+                <w:rFonts w:ascii="Times New Roman" w:hAnsi="Times New Roman" w:cs="Times New Roman"/>
+                <w:sz w:val="32"/>
+                <w:szCs w:val="32"/>
+              </w:rPr>
+              <w:t>dark</w:t>
+            </w:r>
+            <w:proofErr w:type="spellEnd"/>
+            <w:r>
+              <w:rPr>
+                <w:rFonts w:ascii="Times New Roman" w:hAnsi="Times New Roman" w:cs="Times New Roman"/>
+                <w:sz w:val="32"/>
+                <w:szCs w:val="32"/>
+              </w:rPr>
+              <w:t xml:space="preserve"> </w:t>
+            </w:r>
+            <w:proofErr w:type="spellStart"/>
+            <w:r>
+              <w:rPr>
+                <w:rFonts w:ascii="Times New Roman" w:hAnsi="Times New Roman" w:cs="Times New Roman"/>
+                <w:sz w:val="32"/>
+                <w:szCs w:val="32"/>
+              </w:rPr>
+              <w:t>mode</w:t>
+            </w:r>
+            <w:proofErr w:type="spellEnd"/>
+            <w:r>
+              <w:rPr>
+                <w:rFonts w:ascii="Times New Roman" w:hAnsi="Times New Roman" w:cs="Times New Roman"/>
+                <w:sz w:val="32"/>
+                <w:szCs w:val="32"/>
+              </w:rPr>
+              <w:t xml:space="preserve"> </w:t>
+            </w:r>
+            <w:r>
+              <w:rPr>
+                <w:rFonts w:ascii="Times New Roman" w:hAnsi="Times New Roman" w:cs="Times New Roman"/>
+                <w:sz w:val="32"/>
+                <w:szCs w:val="32"/>
+              </w:rPr>
+              <w:t>befejezése, középső játékhely előkészítése</w:t>
+            </w:r>
+            <w:r>
+              <w:rPr>
+                <w:rFonts w:ascii="Times New Roman" w:hAnsi="Times New Roman" w:cs="Times New Roman"/>
+                <w:sz w:val="32"/>
+                <w:szCs w:val="32"/>
+              </w:rPr>
+              <w:t xml:space="preserve"> működő játékkiválasztóval</w:t>
+            </w:r>
+          </w:p>
+          <w:p>
+            <w:pPr>
+              <w:rPr>
+                <w:rFonts w:ascii="Times New Roman" w:hAnsi="Times New Roman" w:cs="Times New Roman"/>
+                <w:sz w:val="32"/>
+                <w:szCs w:val="32"/>
+              </w:rPr>
+            </w:pPr>
+            <w:proofErr w:type="spellStart"/>
+            <w:r>
+              <w:rPr>
+                <w:rFonts w:ascii="Times New Roman" w:hAnsi="Times New Roman" w:cs="Times New Roman"/>
+                <w:sz w:val="32"/>
+                <w:szCs w:val="32"/>
+              </w:rPr>
+              <w:t>sql</w:t>
+            </w:r>
+            <w:proofErr w:type="spellEnd"/>
+            <w:r>
+              <w:rPr>
+                <w:rFonts w:ascii="Times New Roman" w:hAnsi="Times New Roman" w:cs="Times New Roman"/>
+                <w:sz w:val="32"/>
+                <w:szCs w:val="32"/>
+              </w:rPr>
+              <w:t xml:space="preserve"> </w:t>
+            </w:r>
+            <w:r>
+              <w:rPr>
+                <w:rFonts w:ascii="Times New Roman" w:hAnsi="Times New Roman" w:cs="Times New Roman"/>
+                <w:sz w:val="32"/>
+                <w:szCs w:val="32"/>
+              </w:rPr>
+              <w:t>80%ban elkészítve</w:t>
+            </w:r>
           </w:p>
         </w:tc>
         <w:tc>
@@ -1214,6 +1328,14 @@
                 <w:szCs w:val="32"/>
               </w:rPr>
             </w:pPr>
+            <w:r>
+              <w:rPr>
+                <w:rFonts w:ascii="Times New Roman" w:hAnsi="Times New Roman" w:cs="Times New Roman"/>
+                <w:sz w:val="32"/>
+                <w:szCs w:val="32"/>
+              </w:rPr>
+              <w:t>hiányzott</w:t>
+            </w:r>
           </w:p>
         </w:tc>
         <w:tc>
@@ -1228,6 +1350,14 @@
                 <w:szCs w:val="32"/>
               </w:rPr>
             </w:pPr>
+            <w:r>
+              <w:rPr>
+                <w:rFonts w:ascii="Times New Roman" w:hAnsi="Times New Roman" w:cs="Times New Roman"/>
+                <w:sz w:val="32"/>
+                <w:szCs w:val="32"/>
+              </w:rPr>
+              <w:t>nem töltötte még ki</w:t>
+            </w:r>
           </w:p>
         </w:tc>
       </w:tr>
@@ -1255,6 +1385,7 @@
           <w:sz w:val="32"/>
           <w:szCs w:val="32"/>
         </w:rPr>
+        <w:lastRenderedPageBreak/>
         <w:t>Írta: Váradi János</w:t>
       </w:r>
     </w:p>
@@ -1285,17 +1416,7 @@
           <w:sz w:val="40"/>
           <w:szCs w:val="40"/>
         </w:rPr>
-        <w:t>4</w:t>
-      </w:r>
-      <w:r>
-        <w:rPr>
-          <w:rFonts w:ascii="Times New Roman" w:hAnsi="Times New Roman" w:cs="Times New Roman"/>
-          <w:b/>
-          <w:bCs/>
-          <w:sz w:val="40"/>
-          <w:szCs w:val="40"/>
-        </w:rPr>
-        <w:t>. óra.:</w:t>
+        <w:t>4. óra.:</w:t>
       </w:r>
     </w:p>
     <w:tbl>
@@ -1352,27 +1473,15 @@
                 <w:szCs w:val="32"/>
               </w:rPr>
             </w:pPr>
-            <w:proofErr w:type="spellStart"/>
-            <w:r>
-              <w:rPr>
-                <w:rFonts w:ascii="Times New Roman" w:hAnsi="Times New Roman" w:cs="Times New Roman"/>
-                <w:b/>
-                <w:bCs/>
-                <w:sz w:val="32"/>
-                <w:szCs w:val="32"/>
-              </w:rPr>
-              <w:t>Szabics</w:t>
-            </w:r>
-            <w:proofErr w:type="spellEnd"/>
-            <w:r>
-              <w:rPr>
-                <w:rFonts w:ascii="Times New Roman" w:hAnsi="Times New Roman" w:cs="Times New Roman"/>
-                <w:b/>
-                <w:bCs/>
-                <w:sz w:val="32"/>
-                <w:szCs w:val="32"/>
-              </w:rPr>
-              <w:t xml:space="preserve"> Dániel</w:t>
+            <w:r>
+              <w:rPr>
+                <w:rFonts w:ascii="Times New Roman" w:hAnsi="Times New Roman" w:cs="Times New Roman"/>
+                <w:b/>
+                <w:bCs/>
+                <w:sz w:val="32"/>
+                <w:szCs w:val="32"/>
+              </w:rPr>
+              <w:t>Szabics Dániel</w:t>
             </w:r>
           </w:p>
         </w:tc>
@@ -1417,6 +1526,14 @@
                 <w:szCs w:val="32"/>
               </w:rPr>
             </w:pPr>
+            <w:r>
+              <w:rPr>
+                <w:rFonts w:ascii="Times New Roman" w:hAnsi="Times New Roman" w:cs="Times New Roman"/>
+                <w:sz w:val="32"/>
+                <w:szCs w:val="32"/>
+              </w:rPr>
+              <w:t>Osztálykirándulás</w:t>
+            </w:r>
           </w:p>
         </w:tc>
         <w:tc>
@@ -1431,6 +1548,14 @@
                 <w:szCs w:val="32"/>
               </w:rPr>
             </w:pPr>
+            <w:r>
+              <w:rPr>
+                <w:rFonts w:ascii="Times New Roman" w:hAnsi="Times New Roman" w:cs="Times New Roman"/>
+                <w:sz w:val="32"/>
+                <w:szCs w:val="32"/>
+              </w:rPr>
+              <w:t>Osztálykirándulás</w:t>
+            </w:r>
           </w:p>
         </w:tc>
         <w:tc>
@@ -1445,6 +1570,14 @@
                 <w:szCs w:val="32"/>
               </w:rPr>
             </w:pPr>
+            <w:r>
+              <w:rPr>
+                <w:rFonts w:ascii="Times New Roman" w:hAnsi="Times New Roman" w:cs="Times New Roman"/>
+                <w:sz w:val="32"/>
+                <w:szCs w:val="32"/>
+              </w:rPr>
+              <w:t>Osztálykirándulás</w:t>
+            </w:r>
           </w:p>
         </w:tc>
       </w:tr>
@@ -1472,8 +1605,7 @@
           <w:sz w:val="32"/>
           <w:szCs w:val="32"/>
         </w:rPr>
-        <w:lastRenderedPageBreak/>
-        <w:t>Írta: Váradi János</w:t>
+        <w:t>Írta:</w:t>
       </w:r>
     </w:p>
     <w:p>
@@ -1494,17 +1626,7 @@
           <w:sz w:val="40"/>
           <w:szCs w:val="40"/>
         </w:rPr>
-        <w:t>5</w:t>
-      </w:r>
-      <w:r>
-        <w:rPr>
-          <w:rFonts w:ascii="Times New Roman" w:hAnsi="Times New Roman" w:cs="Times New Roman"/>
-          <w:b/>
-          <w:bCs/>
-          <w:sz w:val="40"/>
-          <w:szCs w:val="40"/>
-        </w:rPr>
-        <w:t>. óra.:</w:t>
+        <w:t>5. óra.:</w:t>
       </w:r>
     </w:p>
     <w:tbl>
@@ -1561,27 +1683,15 @@
                 <w:szCs w:val="32"/>
               </w:rPr>
             </w:pPr>
-            <w:proofErr w:type="spellStart"/>
-            <w:r>
-              <w:rPr>
-                <w:rFonts w:ascii="Times New Roman" w:hAnsi="Times New Roman" w:cs="Times New Roman"/>
-                <w:b/>
-                <w:bCs/>
-                <w:sz w:val="32"/>
-                <w:szCs w:val="32"/>
-              </w:rPr>
-              <w:t>Szabics</w:t>
-            </w:r>
-            <w:proofErr w:type="spellEnd"/>
-            <w:r>
-              <w:rPr>
-                <w:rFonts w:ascii="Times New Roman" w:hAnsi="Times New Roman" w:cs="Times New Roman"/>
-                <w:b/>
-                <w:bCs/>
-                <w:sz w:val="32"/>
-                <w:szCs w:val="32"/>
-              </w:rPr>
-              <w:t xml:space="preserve"> Dániel</w:t>
+            <w:r>
+              <w:rPr>
+                <w:rFonts w:ascii="Times New Roman" w:hAnsi="Times New Roman" w:cs="Times New Roman"/>
+                <w:b/>
+                <w:bCs/>
+                <w:sz w:val="32"/>
+                <w:szCs w:val="32"/>
+              </w:rPr>
+              <w:t>Szabics Dániel</w:t>
             </w:r>
           </w:p>
         </w:tc>
@@ -1626,6 +1736,42 @@
                 <w:szCs w:val="32"/>
               </w:rPr>
             </w:pPr>
+            <w:proofErr w:type="spellStart"/>
+            <w:r>
+              <w:rPr>
+                <w:rFonts w:ascii="Times New Roman" w:hAnsi="Times New Roman" w:cs="Times New Roman"/>
+                <w:sz w:val="32"/>
+                <w:szCs w:val="32"/>
+              </w:rPr>
+              <w:t>ekg</w:t>
+            </w:r>
+            <w:proofErr w:type="spellEnd"/>
+            <w:r>
+              <w:rPr>
+                <w:rFonts w:ascii="Times New Roman" w:hAnsi="Times New Roman" w:cs="Times New Roman"/>
+                <w:sz w:val="32"/>
+                <w:szCs w:val="32"/>
+              </w:rPr>
+              <w:t xml:space="preserve"> modell és </w:t>
+            </w:r>
+            <w:proofErr w:type="spellStart"/>
+            <w:r>
+              <w:rPr>
+                <w:rFonts w:ascii="Times New Roman" w:hAnsi="Times New Roman" w:cs="Times New Roman"/>
+                <w:sz w:val="32"/>
+                <w:szCs w:val="32"/>
+              </w:rPr>
+              <w:t>sql</w:t>
+            </w:r>
+            <w:proofErr w:type="spellEnd"/>
+            <w:r>
+              <w:rPr>
+                <w:rFonts w:ascii="Times New Roman" w:hAnsi="Times New Roman" w:cs="Times New Roman"/>
+                <w:sz w:val="32"/>
+                <w:szCs w:val="32"/>
+              </w:rPr>
+              <w:t xml:space="preserve"> hibák észlelése és kijavítása</w:t>
+            </w:r>
           </w:p>
         </w:tc>
         <w:tc>
@@ -1640,6 +1786,14 @@
                 <w:szCs w:val="32"/>
               </w:rPr>
             </w:pPr>
+            <w:r>
+              <w:rPr>
+                <w:rFonts w:ascii="Times New Roman" w:hAnsi="Times New Roman" w:cs="Times New Roman"/>
+                <w:sz w:val="32"/>
+                <w:szCs w:val="32"/>
+              </w:rPr>
+              <w:t>PHP, adatbázis elérés megoldása</w:t>
+            </w:r>
           </w:p>
         </w:tc>
         <w:tc>
@@ -1654,6 +1808,14 @@
                 <w:szCs w:val="32"/>
               </w:rPr>
             </w:pPr>
+            <w:r>
+              <w:rPr>
+                <w:rFonts w:ascii="Times New Roman" w:hAnsi="Times New Roman" w:cs="Times New Roman"/>
+                <w:sz w:val="32"/>
+                <w:szCs w:val="32"/>
+              </w:rPr>
+              <w:t>Hiányzott</w:t>
+            </w:r>
           </w:p>
         </w:tc>
       </w:tr>
@@ -1681,7 +1843,7 @@
           <w:sz w:val="32"/>
           <w:szCs w:val="32"/>
         </w:rPr>
-        <w:t>Írta: Váradi János</w:t>
+        <w:t xml:space="preserve">Írta: </w:t>
       </w:r>
     </w:p>
     <w:p>
@@ -1711,17 +1873,7 @@
           <w:sz w:val="40"/>
           <w:szCs w:val="40"/>
         </w:rPr>
-        <w:t>6.</w:t>
-      </w:r>
-      <w:r>
-        <w:rPr>
-          <w:rFonts w:ascii="Times New Roman" w:hAnsi="Times New Roman" w:cs="Times New Roman"/>
-          <w:b/>
-          <w:bCs/>
-          <w:sz w:val="40"/>
-          <w:szCs w:val="40"/>
-        </w:rPr>
-        <w:t xml:space="preserve"> óra.:</w:t>
+        <w:t>6. óra.:</w:t>
       </w:r>
     </w:p>
     <w:tbl>
@@ -1778,27 +1930,15 @@
                 <w:szCs w:val="32"/>
               </w:rPr>
             </w:pPr>
-            <w:proofErr w:type="spellStart"/>
-            <w:r>
-              <w:rPr>
-                <w:rFonts w:ascii="Times New Roman" w:hAnsi="Times New Roman" w:cs="Times New Roman"/>
-                <w:b/>
-                <w:bCs/>
-                <w:sz w:val="32"/>
-                <w:szCs w:val="32"/>
-              </w:rPr>
-              <w:t>Szabics</w:t>
-            </w:r>
-            <w:proofErr w:type="spellEnd"/>
-            <w:r>
-              <w:rPr>
-                <w:rFonts w:ascii="Times New Roman" w:hAnsi="Times New Roman" w:cs="Times New Roman"/>
-                <w:b/>
-                <w:bCs/>
-                <w:sz w:val="32"/>
-                <w:szCs w:val="32"/>
-              </w:rPr>
-              <w:t xml:space="preserve"> Dániel</w:t>
+            <w:r>
+              <w:rPr>
+                <w:rFonts w:ascii="Times New Roman" w:hAnsi="Times New Roman" w:cs="Times New Roman"/>
+                <w:b/>
+                <w:bCs/>
+                <w:sz w:val="32"/>
+                <w:szCs w:val="32"/>
+              </w:rPr>
+              <w:t>Szabics Dániel</w:t>
             </w:r>
           </w:p>
         </w:tc>
@@ -1898,7 +2038,7 @@
           <w:sz w:val="32"/>
           <w:szCs w:val="32"/>
         </w:rPr>
-        <w:t>Írta: Váradi János</w:t>
+        <w:t xml:space="preserve">Írta: </w:t>
       </w:r>
     </w:p>
     <w:p>
@@ -1928,17 +2068,7 @@
           <w:sz w:val="40"/>
           <w:szCs w:val="40"/>
         </w:rPr>
-        <w:t>7</w:t>
-      </w:r>
-      <w:r>
-        <w:rPr>
-          <w:rFonts w:ascii="Times New Roman" w:hAnsi="Times New Roman" w:cs="Times New Roman"/>
-          <w:b/>
-          <w:bCs/>
-          <w:sz w:val="40"/>
-          <w:szCs w:val="40"/>
-        </w:rPr>
-        <w:t>. óra.:</w:t>
+        <w:t>7. óra.:</w:t>
       </w:r>
     </w:p>
     <w:tbl>
@@ -1995,27 +2125,15 @@
                 <w:szCs w:val="32"/>
               </w:rPr>
             </w:pPr>
-            <w:proofErr w:type="spellStart"/>
-            <w:r>
-              <w:rPr>
-                <w:rFonts w:ascii="Times New Roman" w:hAnsi="Times New Roman" w:cs="Times New Roman"/>
-                <w:b/>
-                <w:bCs/>
-                <w:sz w:val="32"/>
-                <w:szCs w:val="32"/>
-              </w:rPr>
-              <w:t>Szabics</w:t>
-            </w:r>
-            <w:proofErr w:type="spellEnd"/>
-            <w:r>
-              <w:rPr>
-                <w:rFonts w:ascii="Times New Roman" w:hAnsi="Times New Roman" w:cs="Times New Roman"/>
-                <w:b/>
-                <w:bCs/>
-                <w:sz w:val="32"/>
-                <w:szCs w:val="32"/>
-              </w:rPr>
-              <w:t xml:space="preserve"> Dániel</w:t>
+            <w:r>
+              <w:rPr>
+                <w:rFonts w:ascii="Times New Roman" w:hAnsi="Times New Roman" w:cs="Times New Roman"/>
+                <w:b/>
+                <w:bCs/>
+                <w:sz w:val="32"/>
+                <w:szCs w:val="32"/>
+              </w:rPr>
+              <w:t>Szabics Dániel</w:t>
             </w:r>
           </w:p>
         </w:tc>
@@ -2115,7 +2233,7 @@
           <w:sz w:val="32"/>
           <w:szCs w:val="32"/>
         </w:rPr>
-        <w:t>Írta: Váradi János</w:t>
+        <w:t xml:space="preserve">Írta: </w:t>
       </w:r>
     </w:p>
     <w:p>

--- a/3okos.docx
+++ b/3okos.docx
@@ -1,6 +1,6 @@
 
 <file path=word/document.xml><?xml version="1.0" encoding="utf-8"?>
-<w:document xmlns:wpc="http://schemas.microsoft.com/office/word/2010/wordprocessingCanvas" xmlns:cx="http://schemas.microsoft.com/office/drawing/2014/chartex" xmlns:cx1="http://schemas.microsoft.com/office/drawing/2015/9/8/chartex" xmlns:cx2="http://schemas.microsoft.com/office/drawing/2015/10/21/chartex" xmlns:cx3="http://schemas.microsoft.com/office/drawing/2016/5/9/chartex" xmlns:cx4="http://schemas.microsoft.com/office/drawing/2016/5/10/chartex" xmlns:cx5="http://schemas.microsoft.com/office/drawing/2016/5/11/chartex" xmlns:cx6="http://schemas.microsoft.com/office/drawing/2016/5/12/chartex" xmlns:cx7="http://schemas.microsoft.com/office/drawing/2016/5/13/chartex" xmlns:cx8="http://schemas.microsoft.com/office/drawing/2016/5/14/chartex" xmlns:mc="http://schemas.openxmlformats.org/markup-compatibility/2006" xmlns:aink="http://schemas.microsoft.com/office/drawing/2016/ink" xmlns:am3d="http://schemas.microsoft.com/office/drawing/2017/model3d" xmlns:o="urn:schemas-microsoft-com:office:office" xmlns:oel="http://schemas.microsoft.com/office/2019/extlst" xmlns:r="http://schemas.openxmlformats.org/officeDocument/2006/relationships" xmlns:m="http://schemas.openxmlformats.org/officeDocument/2006/math" xmlns:v="urn:schemas-microsoft-com:vml" xmlns:wp14="http://schemas.microsoft.com/office/word/2010/wordprocessingDrawing" xmlns:wp="http://schemas.openxmlformats.org/drawingml/2006/wordprocessingDrawing" xmlns:w10="urn:schemas-microsoft-com:office:word" xmlns:w="http://schemas.openxmlformats.org/wordprocessingml/2006/main" xmlns:w14="http://schemas.microsoft.com/office/word/2010/wordml" xmlns:w15="http://schemas.microsoft.com/office/word/2012/wordml" xmlns:w16cex="http://schemas.microsoft.com/office/word/2018/wordml/cex" xmlns:w16cid="http://schemas.microsoft.com/office/word/2016/wordml/cid" xmlns:w16="http://schemas.microsoft.com/office/word/2018/wordml" xmlns:w16du="http://schemas.microsoft.com/office/word/2023/wordml/word16du" xmlns:w16sdtdh="http://schemas.microsoft.com/office/word/2020/wordml/sdtdatahash" xmlns:w16sdtfl="http://schemas.microsoft.com/office/word/2024/wordml/sdtformatlock" xmlns:w16se="http://schemas.microsoft.com/office/word/2015/wordml/symex" xmlns:wpg="http://schemas.microsoft.com/office/word/2010/wordprocessingGroup" xmlns:wpi="http://schemas.microsoft.com/office/word/2010/wordprocessingInk" xmlns:wne="http://schemas.microsoft.com/office/word/2006/wordml" xmlns:wps="http://schemas.microsoft.com/office/word/2010/wordprocessingShape" mc:Ignorable="w14 w15 w16se w16cid w16 w16cex w16sdtdh w16sdtfl w16du wp14">
+<w:document xmlns:wpc="http://schemas.microsoft.com/office/word/2010/wordprocessingCanvas" xmlns:cx="http://schemas.microsoft.com/office/drawing/2014/chartex" xmlns:cx1="http://schemas.microsoft.com/office/drawing/2015/9/8/chartex" xmlns:cx2="http://schemas.microsoft.com/office/drawing/2015/10/21/chartex" xmlns:cx3="http://schemas.microsoft.com/office/drawing/2016/5/9/chartex" xmlns:cx4="http://schemas.microsoft.com/office/drawing/2016/5/10/chartex" xmlns:cx5="http://schemas.microsoft.com/office/drawing/2016/5/11/chartex" xmlns:cx6="http://schemas.microsoft.com/office/drawing/2016/5/12/chartex" xmlns:cx7="http://schemas.microsoft.com/office/drawing/2016/5/13/chartex" xmlns:cx8="http://schemas.microsoft.com/office/drawing/2016/5/14/chartex" xmlns:mc="http://schemas.openxmlformats.org/markup-compatibility/2006" xmlns:aink="http://schemas.microsoft.com/office/drawing/2016/ink" xmlns:am3d="http://schemas.microsoft.com/office/drawing/2017/model3d" xmlns:o="urn:schemas-microsoft-com:office:office" xmlns:r="http://schemas.openxmlformats.org/officeDocument/2006/relationships" xmlns:m="http://schemas.openxmlformats.org/officeDocument/2006/math" xmlns:v="urn:schemas-microsoft-com:vml" xmlns:wp14="http://schemas.microsoft.com/office/word/2010/wordprocessingDrawing" xmlns:wp="http://schemas.openxmlformats.org/drawingml/2006/wordprocessingDrawing" xmlns:w10="urn:schemas-microsoft-com:office:word" xmlns:w="http://schemas.openxmlformats.org/wordprocessingml/2006/main" xmlns:w14="http://schemas.microsoft.com/office/word/2010/wordml" xmlns:w15="http://schemas.microsoft.com/office/word/2012/wordml" xmlns:w16cex="http://schemas.microsoft.com/office/word/2018/wordml/cex" xmlns:w16cid="http://schemas.microsoft.com/office/word/2016/wordml/cid" xmlns:w16="http://schemas.microsoft.com/office/word/2018/wordml" xmlns:w16sdtdh="http://schemas.microsoft.com/office/word/2020/wordml/sdtdatahash" xmlns:w16se="http://schemas.microsoft.com/office/word/2015/wordml/symex" xmlns:wpg="http://schemas.microsoft.com/office/word/2010/wordprocessingGroup" xmlns:wpi="http://schemas.microsoft.com/office/word/2010/wordprocessingInk" xmlns:wne="http://schemas.microsoft.com/office/word/2006/wordml" xmlns:wps="http://schemas.microsoft.com/office/word/2010/wordprocessingShape" mc:Ignorable="w14 w15 w16se w16cid w16 w16cex w16sdtdh wp14">
   <w:body>
     <w:p>
       <w:pPr>
@@ -155,7 +155,6 @@
           <w:szCs w:val="40"/>
         </w:rPr>
       </w:pPr>
-      <w:proofErr w:type="spellStart"/>
       <w:r>
         <w:rPr>
           <w:rFonts w:ascii="Times New Roman" w:hAnsi="Times New Roman" w:cs="Times New Roman"/>
@@ -164,18 +163,7 @@
           <w:sz w:val="40"/>
           <w:szCs w:val="40"/>
         </w:rPr>
-        <w:t>Bravo</w:t>
-      </w:r>
-      <w:proofErr w:type="spellEnd"/>
-      <w:r>
-        <w:rPr>
-          <w:rFonts w:ascii="Times New Roman" w:hAnsi="Times New Roman" w:cs="Times New Roman"/>
-          <w:b/>
-          <w:bCs/>
-          <w:sz w:val="40"/>
-          <w:szCs w:val="40"/>
-        </w:rPr>
-        <w:t xml:space="preserve"> csapat</w:t>
+        <w:t>Bravo csapat</w:t>
       </w:r>
     </w:p>
     <w:p>
@@ -537,41 +525,13 @@
                 <w:szCs w:val="32"/>
               </w:rPr>
             </w:pPr>
-            <w:proofErr w:type="spellStart"/>
-            <w:r>
-              <w:rPr>
-                <w:rFonts w:ascii="Times New Roman" w:hAnsi="Times New Roman" w:cs="Times New Roman"/>
-                <w:sz w:val="32"/>
-                <w:szCs w:val="32"/>
-              </w:rPr>
-              <w:t>Trello</w:t>
-            </w:r>
-            <w:proofErr w:type="spellEnd"/>
-            <w:r>
-              <w:rPr>
-                <w:rFonts w:ascii="Times New Roman" w:hAnsi="Times New Roman" w:cs="Times New Roman"/>
-                <w:sz w:val="32"/>
-                <w:szCs w:val="32"/>
-              </w:rPr>
-              <w:t xml:space="preserve"> megcsinálása és a </w:t>
-            </w:r>
-            <w:proofErr w:type="spellStart"/>
-            <w:r>
-              <w:rPr>
-                <w:rFonts w:ascii="Times New Roman" w:hAnsi="Times New Roman" w:cs="Times New Roman"/>
-                <w:sz w:val="32"/>
-                <w:szCs w:val="32"/>
-              </w:rPr>
-              <w:t>to-do</w:t>
-            </w:r>
-            <w:proofErr w:type="spellEnd"/>
-            <w:r>
-              <w:rPr>
-                <w:rFonts w:ascii="Times New Roman" w:hAnsi="Times New Roman" w:cs="Times New Roman"/>
-                <w:sz w:val="32"/>
-                <w:szCs w:val="32"/>
-              </w:rPr>
-              <w:t xml:space="preserve"> lista megalkotása</w:t>
+            <w:r>
+              <w:rPr>
+                <w:rFonts w:ascii="Times New Roman" w:hAnsi="Times New Roman" w:cs="Times New Roman"/>
+                <w:sz w:val="32"/>
+                <w:szCs w:val="32"/>
+              </w:rPr>
+              <w:t>Trello megcsinálása és a to-do lista megalkotása</w:t>
             </w:r>
           </w:p>
           <w:p>
@@ -604,23 +564,13 @@
                 <w:szCs w:val="32"/>
               </w:rPr>
             </w:pPr>
-            <w:proofErr w:type="spellStart"/>
-            <w:r>
-              <w:rPr>
-                <w:rFonts w:ascii="Times New Roman" w:hAnsi="Times New Roman" w:cs="Times New Roman"/>
-                <w:sz w:val="32"/>
-                <w:szCs w:val="32"/>
-              </w:rPr>
-              <w:t>Github</w:t>
-            </w:r>
-            <w:proofErr w:type="spellEnd"/>
-            <w:r>
-              <w:rPr>
-                <w:rFonts w:ascii="Times New Roman" w:hAnsi="Times New Roman" w:cs="Times New Roman"/>
-                <w:sz w:val="32"/>
-                <w:szCs w:val="32"/>
-              </w:rPr>
-              <w:t xml:space="preserve"> létrehozása,</w:t>
+            <w:r>
+              <w:rPr>
+                <w:rFonts w:ascii="Times New Roman" w:hAnsi="Times New Roman" w:cs="Times New Roman"/>
+                <w:sz w:val="32"/>
+                <w:szCs w:val="32"/>
+              </w:rPr>
+              <w:t>Github létrehozása,</w:t>
             </w:r>
           </w:p>
           <w:p>
@@ -828,33 +778,6 @@
                 <w:szCs w:val="32"/>
               </w:rPr>
             </w:pPr>
-            <w:proofErr w:type="spellStart"/>
-            <w:r>
-              <w:rPr>
-                <w:rFonts w:ascii="Times New Roman" w:hAnsi="Times New Roman" w:cs="Times New Roman"/>
-                <w:sz w:val="32"/>
-                <w:szCs w:val="32"/>
-              </w:rPr>
-              <w:t>html</w:t>
-            </w:r>
-            <w:proofErr w:type="spellEnd"/>
-            <w:r>
-              <w:rPr>
-                <w:rFonts w:ascii="Times New Roman" w:hAnsi="Times New Roman" w:cs="Times New Roman"/>
-                <w:sz w:val="32"/>
-                <w:szCs w:val="32"/>
-              </w:rPr>
-              <w:t xml:space="preserve"> elkezdése</w:t>
-            </w:r>
-          </w:p>
-          <w:p>
-            <w:pPr>
-              <w:rPr>
-                <w:rFonts w:ascii="Times New Roman" w:hAnsi="Times New Roman" w:cs="Times New Roman"/>
-                <w:sz w:val="32"/>
-                <w:szCs w:val="32"/>
-              </w:rPr>
-            </w:pPr>
             <w:r>
               <w:rPr>
                 <w:rFonts w:ascii="Times New Roman" w:hAnsi="Times New Roman" w:cs="Times New Roman"/>
@@ -871,6 +794,14 @@
               </w:rPr>
               <w:t>befejezése</w:t>
             </w:r>
+            <w:r>
+              <w:rPr>
+                <w:rFonts w:ascii="Times New Roman" w:hAnsi="Times New Roman" w:cs="Times New Roman"/>
+                <w:sz w:val="32"/>
+                <w:szCs w:val="32"/>
+              </w:rPr>
+              <w:t>. php elkezdése</w:t>
+            </w:r>
           </w:p>
         </w:tc>
         <w:tc>
@@ -893,33 +824,23 @@
               </w:rPr>
               <w:t>Látványterv befejezése,</w:t>
             </w:r>
-          </w:p>
-          <w:p>
-            <w:pPr>
-              <w:rPr>
-                <w:rFonts w:ascii="Times New Roman" w:hAnsi="Times New Roman" w:cs="Times New Roman"/>
-                <w:sz w:val="32"/>
-                <w:szCs w:val="32"/>
-              </w:rPr>
-            </w:pPr>
-            <w:proofErr w:type="spellStart"/>
-            <w:r>
-              <w:rPr>
-                <w:rFonts w:ascii="Times New Roman" w:hAnsi="Times New Roman" w:cs="Times New Roman"/>
-                <w:sz w:val="32"/>
-                <w:szCs w:val="32"/>
-              </w:rPr>
-              <w:t>html</w:t>
-            </w:r>
-            <w:proofErr w:type="spellEnd"/>
-            <w:r>
-              <w:rPr>
-                <w:rFonts w:ascii="Times New Roman" w:hAnsi="Times New Roman" w:cs="Times New Roman"/>
-                <w:sz w:val="32"/>
-                <w:szCs w:val="32"/>
-              </w:rPr>
-              <w:t xml:space="preserve"> elkezdése</w:t>
-            </w:r>
+            <w:r>
+              <w:rPr>
+                <w:rFonts w:ascii="Times New Roman" w:hAnsi="Times New Roman" w:cs="Times New Roman"/>
+                <w:sz w:val="32"/>
+                <w:szCs w:val="32"/>
+              </w:rPr>
+              <w:t xml:space="preserve"> próálta összecsatolni a Githubot a vs code-dal, de nem működött</w:t>
+            </w:r>
+          </w:p>
+          <w:p>
+            <w:pPr>
+              <w:rPr>
+                <w:rFonts w:ascii="Times New Roman" w:hAnsi="Times New Roman" w:cs="Times New Roman"/>
+                <w:sz w:val="32"/>
+                <w:szCs w:val="32"/>
+              </w:rPr>
+            </w:pPr>
           </w:p>
         </w:tc>
         <w:tc>
@@ -934,23 +855,21 @@
                 <w:szCs w:val="32"/>
               </w:rPr>
             </w:pPr>
-            <w:proofErr w:type="spellStart"/>
-            <w:r>
-              <w:rPr>
-                <w:rFonts w:ascii="Times New Roman" w:hAnsi="Times New Roman" w:cs="Times New Roman"/>
-                <w:sz w:val="32"/>
-                <w:szCs w:val="32"/>
-              </w:rPr>
-              <w:t>html</w:t>
-            </w:r>
-            <w:proofErr w:type="spellEnd"/>
-            <w:r>
-              <w:rPr>
-                <w:rFonts w:ascii="Times New Roman" w:hAnsi="Times New Roman" w:cs="Times New Roman"/>
-                <w:sz w:val="32"/>
-                <w:szCs w:val="32"/>
-              </w:rPr>
-              <w:t xml:space="preserve"> elkezdése</w:t>
+            <w:r>
+              <w:rPr>
+                <w:rFonts w:ascii="Times New Roman" w:hAnsi="Times New Roman" w:cs="Times New Roman"/>
+                <w:sz w:val="32"/>
+                <w:szCs w:val="32"/>
+              </w:rPr>
+              <w:t>html elkezdése</w:t>
+            </w:r>
+            <w:r>
+              <w:rPr>
+                <w:rFonts w:ascii="Times New Roman" w:hAnsi="Times New Roman" w:cs="Times New Roman"/>
+                <w:sz w:val="32"/>
+                <w:szCs w:val="32"/>
+              </w:rPr>
+              <w:t>,</w:t>
             </w:r>
           </w:p>
           <w:p>
@@ -962,7 +881,6 @@
                 <w:szCs w:val="32"/>
               </w:rPr>
             </w:pPr>
-            <w:proofErr w:type="spellStart"/>
             <w:r>
               <w:rPr>
                 <w:rFonts w:ascii="Times New Roman" w:hAnsi="Times New Roman" w:cs="Times New Roman"/>
@@ -971,7 +889,32 @@
               </w:rPr>
               <w:t>navbar</w:t>
             </w:r>
-            <w:proofErr w:type="spellEnd"/>
+            <w:r>
+              <w:rPr>
+                <w:rFonts w:ascii="Times New Roman" w:hAnsi="Times New Roman" w:cs="Times New Roman"/>
+                <w:sz w:val="32"/>
+                <w:szCs w:val="32"/>
+              </w:rPr>
+              <w:t xml:space="preserve"> menüpontok</w:t>
+            </w:r>
+          </w:p>
+          <w:p>
+            <w:pPr>
+              <w:ind w:left="708" w:hanging="708"/>
+              <w:rPr>
+                <w:rFonts w:ascii="Times New Roman" w:hAnsi="Times New Roman" w:cs="Times New Roman"/>
+                <w:sz w:val="32"/>
+                <w:szCs w:val="32"/>
+              </w:rPr>
+            </w:pPr>
+            <w:r>
+              <w:rPr>
+                <w:rFonts w:ascii="Times New Roman" w:hAnsi="Times New Roman" w:cs="Times New Roman"/>
+                <w:sz w:val="32"/>
+                <w:szCs w:val="32"/>
+              </w:rPr>
+              <w:t>létrehozása</w:t>
+            </w:r>
           </w:p>
         </w:tc>
       </w:tr>
@@ -1001,6 +944,14 @@
         </w:rPr>
         <w:t>Írta: Váradi János</w:t>
       </w:r>
+      <w:r>
+        <w:rPr>
+          <w:rFonts w:ascii="Times New Roman" w:hAnsi="Times New Roman" w:cs="Times New Roman"/>
+          <w:sz w:val="32"/>
+          <w:szCs w:val="32"/>
+        </w:rPr>
+        <w:t>, Vass Sándor</w:t>
+      </w:r>
     </w:p>
     <w:p>
       <w:pPr>
@@ -1042,61 +993,47 @@
           <w:szCs w:val="32"/>
         </w:rPr>
         <w:tab/>
-        <w:t xml:space="preserve">Váradi János: </w:t>
-      </w:r>
-      <w:proofErr w:type="spellStart"/>
-      <w:r>
-        <w:rPr>
-          <w:rFonts w:ascii="Times New Roman" w:hAnsi="Times New Roman" w:cs="Times New Roman"/>
-          <w:sz w:val="32"/>
-          <w:szCs w:val="32"/>
-        </w:rPr>
-        <w:t>navbar</w:t>
-      </w:r>
-      <w:proofErr w:type="spellEnd"/>
-      <w:r>
-        <w:rPr>
-          <w:rFonts w:ascii="Times New Roman" w:hAnsi="Times New Roman" w:cs="Times New Roman"/>
-          <w:sz w:val="32"/>
-          <w:szCs w:val="32"/>
-        </w:rPr>
-        <w:t xml:space="preserve"> design megcsinálása, </w:t>
-      </w:r>
-      <w:proofErr w:type="spellStart"/>
-      <w:r>
-        <w:rPr>
-          <w:rFonts w:ascii="Times New Roman" w:hAnsi="Times New Roman" w:cs="Times New Roman"/>
-          <w:sz w:val="32"/>
-          <w:szCs w:val="32"/>
-        </w:rPr>
-        <w:t>dark</w:t>
-      </w:r>
-      <w:proofErr w:type="spellEnd"/>
-      <w:r>
-        <w:rPr>
-          <w:rFonts w:ascii="Times New Roman" w:hAnsi="Times New Roman" w:cs="Times New Roman"/>
-          <w:sz w:val="32"/>
-          <w:szCs w:val="32"/>
-        </w:rPr>
-        <w:t xml:space="preserve"> </w:t>
-      </w:r>
-      <w:proofErr w:type="spellStart"/>
-      <w:r>
-        <w:rPr>
-          <w:rFonts w:ascii="Times New Roman" w:hAnsi="Times New Roman" w:cs="Times New Roman"/>
-          <w:sz w:val="32"/>
-          <w:szCs w:val="32"/>
-        </w:rPr>
-        <w:t>mode</w:t>
-      </w:r>
-      <w:proofErr w:type="spellEnd"/>
-      <w:r>
-        <w:rPr>
-          <w:rFonts w:ascii="Times New Roman" w:hAnsi="Times New Roman" w:cs="Times New Roman"/>
-          <w:sz w:val="32"/>
-          <w:szCs w:val="32"/>
-        </w:rPr>
-        <w:t xml:space="preserve"> elkezdése</w:t>
+        <w:t>Váradi János: navbar design megcsinálása</w:t>
+      </w:r>
+      <w:r>
+        <w:rPr>
+          <w:rFonts w:ascii="Times New Roman" w:hAnsi="Times New Roman" w:cs="Times New Roman"/>
+          <w:sz w:val="32"/>
+          <w:szCs w:val="32"/>
+        </w:rPr>
+        <w:t xml:space="preserve"> (javascript</w:t>
+      </w:r>
+      <w:r>
+        <w:rPr>
+          <w:rFonts w:ascii="Times New Roman" w:hAnsi="Times New Roman" w:cs="Times New Roman"/>
+          <w:sz w:val="32"/>
+          <w:szCs w:val="32"/>
+        </w:rPr>
+        <w:t>-</w:t>
+      </w:r>
+      <w:r>
+        <w:rPr>
+          <w:rFonts w:ascii="Times New Roman" w:hAnsi="Times New Roman" w:cs="Times New Roman"/>
+          <w:sz w:val="32"/>
+          <w:szCs w:val="32"/>
+        </w:rPr>
+        <w:t>tel a középső menüpontok közötti léptetés</w:t>
+      </w:r>
+      <w:r>
+        <w:rPr>
+          <w:rFonts w:ascii="Times New Roman" w:hAnsi="Times New Roman" w:cs="Times New Roman"/>
+          <w:sz w:val="32"/>
+          <w:szCs w:val="32"/>
+        </w:rPr>
+        <w:t>, dark mode elkezdése</w:t>
+      </w:r>
+      <w:r>
+        <w:rPr>
+          <w:rFonts w:ascii="Times New Roman" w:hAnsi="Times New Roman" w:cs="Times New Roman"/>
+          <w:sz w:val="32"/>
+          <w:szCs w:val="32"/>
+        </w:rPr>
+        <w:t>)</w:t>
       </w:r>
     </w:p>
     <w:p>
@@ -1227,16 +1164,22 @@
                 <w:szCs w:val="32"/>
               </w:rPr>
             </w:pPr>
-            <w:proofErr w:type="spellStart"/>
-            <w:r>
-              <w:rPr>
-                <w:rFonts w:ascii="Times New Roman" w:hAnsi="Times New Roman" w:cs="Times New Roman"/>
-                <w:sz w:val="32"/>
-                <w:szCs w:val="32"/>
-              </w:rPr>
-              <w:t>dark</w:t>
-            </w:r>
-            <w:proofErr w:type="spellEnd"/>
+            <w:r>
+              <w:rPr>
+                <w:rFonts w:ascii="Times New Roman" w:hAnsi="Times New Roman" w:cs="Times New Roman"/>
+                <w:sz w:val="32"/>
+                <w:szCs w:val="32"/>
+              </w:rPr>
+              <w:t xml:space="preserve">dark mode </w:t>
+            </w:r>
+            <w:r>
+              <w:rPr>
+                <w:rFonts w:ascii="Times New Roman" w:hAnsi="Times New Roman" w:cs="Times New Roman"/>
+                <w:sz w:val="32"/>
+                <w:szCs w:val="32"/>
+              </w:rPr>
+              <w:t>befejezése, középső játékhely előkészítése</w:t>
+            </w:r>
             <w:r>
               <w:rPr>
                 <w:rFonts w:ascii="Times New Roman" w:hAnsi="Times New Roman" w:cs="Times New Roman"/>
@@ -1245,66 +1188,31 @@
               </w:rPr>
               <w:t xml:space="preserve"> </w:t>
             </w:r>
-            <w:proofErr w:type="spellStart"/>
-            <w:r>
-              <w:rPr>
-                <w:rFonts w:ascii="Times New Roman" w:hAnsi="Times New Roman" w:cs="Times New Roman"/>
-                <w:sz w:val="32"/>
-                <w:szCs w:val="32"/>
-              </w:rPr>
-              <w:t>mode</w:t>
-            </w:r>
-            <w:proofErr w:type="spellEnd"/>
-            <w:r>
-              <w:rPr>
-                <w:rFonts w:ascii="Times New Roman" w:hAnsi="Times New Roman" w:cs="Times New Roman"/>
-                <w:sz w:val="32"/>
-                <w:szCs w:val="32"/>
-              </w:rPr>
-              <w:t xml:space="preserve"> </w:t>
-            </w:r>
-            <w:r>
-              <w:rPr>
-                <w:rFonts w:ascii="Times New Roman" w:hAnsi="Times New Roman" w:cs="Times New Roman"/>
-                <w:sz w:val="32"/>
-                <w:szCs w:val="32"/>
-              </w:rPr>
-              <w:t>befejezése, középső játékhely előkészítése</w:t>
-            </w:r>
-            <w:r>
-              <w:rPr>
-                <w:rFonts w:ascii="Times New Roman" w:hAnsi="Times New Roman" w:cs="Times New Roman"/>
-                <w:sz w:val="32"/>
-                <w:szCs w:val="32"/>
-              </w:rPr>
-              <w:t xml:space="preserve"> működő játékkiválasztóval</w:t>
-            </w:r>
-          </w:p>
-          <w:p>
-            <w:pPr>
-              <w:rPr>
-                <w:rFonts w:ascii="Times New Roman" w:hAnsi="Times New Roman" w:cs="Times New Roman"/>
-                <w:sz w:val="32"/>
-                <w:szCs w:val="32"/>
-              </w:rPr>
-            </w:pPr>
-            <w:proofErr w:type="spellStart"/>
-            <w:r>
-              <w:rPr>
-                <w:rFonts w:ascii="Times New Roman" w:hAnsi="Times New Roman" w:cs="Times New Roman"/>
-                <w:sz w:val="32"/>
-                <w:szCs w:val="32"/>
-              </w:rPr>
-              <w:t>sql</w:t>
-            </w:r>
-            <w:proofErr w:type="spellEnd"/>
-            <w:r>
-              <w:rPr>
-                <w:rFonts w:ascii="Times New Roman" w:hAnsi="Times New Roman" w:cs="Times New Roman"/>
-                <w:sz w:val="32"/>
-                <w:szCs w:val="32"/>
-              </w:rPr>
-              <w:t xml:space="preserve"> </w:t>
+            <w:r>
+              <w:rPr>
+                <w:rFonts w:ascii="Times New Roman" w:hAnsi="Times New Roman" w:cs="Times New Roman"/>
+                <w:sz w:val="32"/>
+                <w:szCs w:val="32"/>
+              </w:rPr>
+              <w:lastRenderedPageBreak/>
+              <w:t>működő játékkiválasztóval</w:t>
+            </w:r>
+          </w:p>
+          <w:p>
+            <w:pPr>
+              <w:rPr>
+                <w:rFonts w:ascii="Times New Roman" w:hAnsi="Times New Roman" w:cs="Times New Roman"/>
+                <w:sz w:val="32"/>
+                <w:szCs w:val="32"/>
+              </w:rPr>
+            </w:pPr>
+            <w:r>
+              <w:rPr>
+                <w:rFonts w:ascii="Times New Roman" w:hAnsi="Times New Roman" w:cs="Times New Roman"/>
+                <w:sz w:val="32"/>
+                <w:szCs w:val="32"/>
+              </w:rPr>
+              <w:t xml:space="preserve">sql </w:t>
             </w:r>
             <w:r>
               <w:rPr>
@@ -1334,6 +1242,7 @@
                 <w:sz w:val="32"/>
                 <w:szCs w:val="32"/>
               </w:rPr>
+              <w:lastRenderedPageBreak/>
               <w:t>hiányzott</w:t>
             </w:r>
           </w:p>
@@ -1356,7 +1265,7 @@
                 <w:sz w:val="32"/>
                 <w:szCs w:val="32"/>
               </w:rPr>
-              <w:t>nem töltötte még ki</w:t>
+              <w:t>Login és Regisztráció elkezdése</w:t>
             </w:r>
           </w:p>
         </w:tc>
@@ -1385,7 +1294,6 @@
           <w:sz w:val="32"/>
           <w:szCs w:val="32"/>
         </w:rPr>
-        <w:lastRenderedPageBreak/>
         <w:t>Írta: Váradi János</w:t>
       </w:r>
     </w:p>
@@ -1736,41 +1644,13 @@
                 <w:szCs w:val="32"/>
               </w:rPr>
             </w:pPr>
-            <w:proofErr w:type="spellStart"/>
-            <w:r>
-              <w:rPr>
-                <w:rFonts w:ascii="Times New Roman" w:hAnsi="Times New Roman" w:cs="Times New Roman"/>
-                <w:sz w:val="32"/>
-                <w:szCs w:val="32"/>
-              </w:rPr>
-              <w:t>ekg</w:t>
-            </w:r>
-            <w:proofErr w:type="spellEnd"/>
-            <w:r>
-              <w:rPr>
-                <w:rFonts w:ascii="Times New Roman" w:hAnsi="Times New Roman" w:cs="Times New Roman"/>
-                <w:sz w:val="32"/>
-                <w:szCs w:val="32"/>
-              </w:rPr>
-              <w:t xml:space="preserve"> modell és </w:t>
-            </w:r>
-            <w:proofErr w:type="spellStart"/>
-            <w:r>
-              <w:rPr>
-                <w:rFonts w:ascii="Times New Roman" w:hAnsi="Times New Roman" w:cs="Times New Roman"/>
-                <w:sz w:val="32"/>
-                <w:szCs w:val="32"/>
-              </w:rPr>
-              <w:t>sql</w:t>
-            </w:r>
-            <w:proofErr w:type="spellEnd"/>
-            <w:r>
-              <w:rPr>
-                <w:rFonts w:ascii="Times New Roman" w:hAnsi="Times New Roman" w:cs="Times New Roman"/>
-                <w:sz w:val="32"/>
-                <w:szCs w:val="32"/>
-              </w:rPr>
-              <w:t xml:space="preserve"> hibák észlelése és kijavítása</w:t>
+            <w:r>
+              <w:rPr>
+                <w:rFonts w:ascii="Times New Roman" w:hAnsi="Times New Roman" w:cs="Times New Roman"/>
+                <w:sz w:val="32"/>
+                <w:szCs w:val="32"/>
+              </w:rPr>
+              <w:t>ekg modell és sql hibák észlelése és kijavítása</w:t>
             </w:r>
           </w:p>
         </w:tc>
@@ -2283,7 +2163,7 @@
 </file>
 
 <file path=word/numbering.xml><?xml version="1.0" encoding="utf-8"?>
-<w:numbering xmlns:wpc="http://schemas.microsoft.com/office/word/2010/wordprocessingCanvas" xmlns:cx="http://schemas.microsoft.com/office/drawing/2014/chartex" xmlns:cx1="http://schemas.microsoft.com/office/drawing/2015/9/8/chartex" xmlns:cx2="http://schemas.microsoft.com/office/drawing/2015/10/21/chartex" xmlns:cx3="http://schemas.microsoft.com/office/drawing/2016/5/9/chartex" xmlns:cx4="http://schemas.microsoft.com/office/drawing/2016/5/10/chartex" xmlns:cx5="http://schemas.microsoft.com/office/drawing/2016/5/11/chartex" xmlns:cx6="http://schemas.microsoft.com/office/drawing/2016/5/12/chartex" xmlns:cx7="http://schemas.microsoft.com/office/drawing/2016/5/13/chartex" xmlns:cx8="http://schemas.microsoft.com/office/drawing/2016/5/14/chartex" xmlns:mc="http://schemas.openxmlformats.org/markup-compatibility/2006" xmlns:aink="http://schemas.microsoft.com/office/drawing/2016/ink" xmlns:am3d="http://schemas.microsoft.com/office/drawing/2017/model3d" xmlns:o="urn:schemas-microsoft-com:office:office" xmlns:oel="http://schemas.microsoft.com/office/2019/extlst" xmlns:r="http://schemas.openxmlformats.org/officeDocument/2006/relationships" xmlns:m="http://schemas.openxmlformats.org/officeDocument/2006/math" xmlns:v="urn:schemas-microsoft-com:vml" xmlns:wp14="http://schemas.microsoft.com/office/word/2010/wordprocessingDrawing" xmlns:wp="http://schemas.openxmlformats.org/drawingml/2006/wordprocessingDrawing" xmlns:w10="urn:schemas-microsoft-com:office:word" xmlns:w="http://schemas.openxmlformats.org/wordprocessingml/2006/main" xmlns:w14="http://schemas.microsoft.com/office/word/2010/wordml" xmlns:w15="http://schemas.microsoft.com/office/word/2012/wordml" xmlns:w16cex="http://schemas.microsoft.com/office/word/2018/wordml/cex" xmlns:w16cid="http://schemas.microsoft.com/office/word/2016/wordml/cid" xmlns:w16="http://schemas.microsoft.com/office/word/2018/wordml" xmlns:w16du="http://schemas.microsoft.com/office/word/2023/wordml/word16du" xmlns:w16sdtdh="http://schemas.microsoft.com/office/word/2020/wordml/sdtdatahash" xmlns:w16sdtfl="http://schemas.microsoft.com/office/word/2024/wordml/sdtformatlock" xmlns:w16se="http://schemas.microsoft.com/office/word/2015/wordml/symex" xmlns:wpg="http://schemas.microsoft.com/office/word/2010/wordprocessingGroup" xmlns:wpi="http://schemas.microsoft.com/office/word/2010/wordprocessingInk" xmlns:wne="http://schemas.microsoft.com/office/word/2006/wordml" xmlns:wps="http://schemas.microsoft.com/office/word/2010/wordprocessingShape" mc:Ignorable="w14 w15 w16se w16cid w16 w16cex w16sdtdh w16sdtfl w16du wp14">
+<w:numbering xmlns:wpc="http://schemas.microsoft.com/office/word/2010/wordprocessingCanvas" xmlns:cx="http://schemas.microsoft.com/office/drawing/2014/chartex" xmlns:cx1="http://schemas.microsoft.com/office/drawing/2015/9/8/chartex" xmlns:cx2="http://schemas.microsoft.com/office/drawing/2015/10/21/chartex" xmlns:cx3="http://schemas.microsoft.com/office/drawing/2016/5/9/chartex" xmlns:cx4="http://schemas.microsoft.com/office/drawing/2016/5/10/chartex" xmlns:cx5="http://schemas.microsoft.com/office/drawing/2016/5/11/chartex" xmlns:cx6="http://schemas.microsoft.com/office/drawing/2016/5/12/chartex" xmlns:cx7="http://schemas.microsoft.com/office/drawing/2016/5/13/chartex" xmlns:cx8="http://schemas.microsoft.com/office/drawing/2016/5/14/chartex" xmlns:mc="http://schemas.openxmlformats.org/markup-compatibility/2006" xmlns:aink="http://schemas.microsoft.com/office/drawing/2016/ink" xmlns:am3d="http://schemas.microsoft.com/office/drawing/2017/model3d" xmlns:o="urn:schemas-microsoft-com:office:office" xmlns:r="http://schemas.openxmlformats.org/officeDocument/2006/relationships" xmlns:m="http://schemas.openxmlformats.org/officeDocument/2006/math" xmlns:v="urn:schemas-microsoft-com:vml" xmlns:wp14="http://schemas.microsoft.com/office/word/2010/wordprocessingDrawing" xmlns:wp="http://schemas.openxmlformats.org/drawingml/2006/wordprocessingDrawing" xmlns:w10="urn:schemas-microsoft-com:office:word" xmlns:w="http://schemas.openxmlformats.org/wordprocessingml/2006/main" xmlns:w14="http://schemas.microsoft.com/office/word/2010/wordml" xmlns:w15="http://schemas.microsoft.com/office/word/2012/wordml" xmlns:w16cex="http://schemas.microsoft.com/office/word/2018/wordml/cex" xmlns:w16cid="http://schemas.microsoft.com/office/word/2016/wordml/cid" xmlns:w16="http://schemas.microsoft.com/office/word/2018/wordml" xmlns:w16sdtdh="http://schemas.microsoft.com/office/word/2020/wordml/sdtdatahash" xmlns:w16se="http://schemas.microsoft.com/office/word/2015/wordml/symex" xmlns:wpg="http://schemas.microsoft.com/office/word/2010/wordprocessingGroup" xmlns:wpi="http://schemas.microsoft.com/office/word/2010/wordprocessingInk" xmlns:wne="http://schemas.microsoft.com/office/word/2006/wordml" xmlns:wps="http://schemas.microsoft.com/office/word/2010/wordprocessingShape" mc:Ignorable="w14 w15 w16se w16cid w16 w16cex w16sdtdh wp14">
   <w:abstractNum w:abstractNumId="0" w15:restartNumberingAfterBreak="0">
     <w:nsid w:val="07126E25"/>
     <w:multiLevelType w:val="hybridMultilevel"/>
@@ -2596,20 +2476,20 @@
       </w:rPr>
     </w:lvl>
   </w:abstractNum>
-  <w:num w:numId="1" w16cid:durableId="1956712056">
+  <w:num w:numId="1">
     <w:abstractNumId w:val="2"/>
   </w:num>
-  <w:num w:numId="2" w16cid:durableId="320501048">
+  <w:num w:numId="2">
     <w:abstractNumId w:val="1"/>
   </w:num>
-  <w:num w:numId="3" w16cid:durableId="729381068">
+  <w:num w:numId="3">
     <w:abstractNumId w:val="0"/>
   </w:num>
 </w:numbering>
 </file>
 
 <file path=word/styles.xml><?xml version="1.0" encoding="utf-8"?>
-<w:styles xmlns:mc="http://schemas.openxmlformats.org/markup-compatibility/2006" xmlns:r="http://schemas.openxmlformats.org/officeDocument/2006/relationships" xmlns:w="http://schemas.openxmlformats.org/wordprocessingml/2006/main" xmlns:w14="http://schemas.microsoft.com/office/word/2010/wordml" xmlns:w15="http://schemas.microsoft.com/office/word/2012/wordml" xmlns:w16cex="http://schemas.microsoft.com/office/word/2018/wordml/cex" xmlns:w16cid="http://schemas.microsoft.com/office/word/2016/wordml/cid" xmlns:w16="http://schemas.microsoft.com/office/word/2018/wordml" xmlns:w16du="http://schemas.microsoft.com/office/word/2023/wordml/word16du" xmlns:w16sdtdh="http://schemas.microsoft.com/office/word/2020/wordml/sdtdatahash" xmlns:w16sdtfl="http://schemas.microsoft.com/office/word/2024/wordml/sdtformatlock" xmlns:w16se="http://schemas.microsoft.com/office/word/2015/wordml/symex" mc:Ignorable="w14 w15 w16se w16cid w16 w16cex w16sdtdh w16sdtfl w16du">
+<w:styles xmlns:mc="http://schemas.openxmlformats.org/markup-compatibility/2006" xmlns:r="http://schemas.openxmlformats.org/officeDocument/2006/relationships" xmlns:w="http://schemas.openxmlformats.org/wordprocessingml/2006/main" xmlns:w14="http://schemas.microsoft.com/office/word/2010/wordml" xmlns:w15="http://schemas.microsoft.com/office/word/2012/wordml" xmlns:w16cex="http://schemas.microsoft.com/office/word/2018/wordml/cex" xmlns:w16cid="http://schemas.microsoft.com/office/word/2016/wordml/cid" xmlns:w16="http://schemas.microsoft.com/office/word/2018/wordml" xmlns:w16sdtdh="http://schemas.microsoft.com/office/word/2020/wordml/sdtdatahash" xmlns:w16se="http://schemas.microsoft.com/office/word/2015/wordml/symex" mc:Ignorable="w14 w15 w16se w16cid w16 w16cex w16sdtdh">
   <w:docDefaults>
     <w:rPrDefault>
       <w:rPr>
